--- a/fase2/Evidencias Proyecto/Evidencias de Documentacion/05_Documento_de_Diseno/01_Arquitectura/2.1.3. DAS (Documento Arquitectura Sistema) (Dpay).docx
+++ b/fase2/Evidencias Proyecto/Evidencias de Documentacion/05_Documento_de_Diseno/01_Arquitectura/2.1.3. DAS (Documento Arquitectura Sistema) (Dpay).docx
@@ -4401,7 +4401,7 @@
                 <w:vertAlign w:val="baseline"/>
                 <w:rtl w:val="0"/>
               </w:rPr>
-              <w:t xml:space="preserve">Ilustración 2 — Diagrama de casos de uso:</w:t>
+              <w:t xml:space="preserve">Ilustración 2 - Diagrama de casos de uso:</w:t>
               <w:tab/>
               <w:t xml:space="preserve">12</w:t>
             </w:r>
@@ -4477,7 +4477,7 @@
                 <w:vertAlign w:val="baseline"/>
                 <w:rtl w:val="0"/>
               </w:rPr>
-              <w:t xml:space="preserve">CU-01 — Autenticarse en comercio</w:t>
+              <w:t xml:space="preserve">CU-01 - Autenticarse en comercio</w:t>
               <w:tab/>
               <w:t xml:space="preserve">14</w:t>
             </w:r>
@@ -4515,7 +4515,7 @@
                 <w:vertAlign w:val="baseline"/>
                 <w:rtl w:val="0"/>
               </w:rPr>
-              <w:t xml:space="preserve">CU-02 — Realizar venta</w:t>
+              <w:t xml:space="preserve">CU-02 - Realizar venta</w:t>
               <w:tab/>
               <w:t xml:space="preserve">15</w:t>
             </w:r>
@@ -4553,7 +4553,7 @@
                 <w:vertAlign w:val="baseline"/>
                 <w:rtl w:val="0"/>
               </w:rPr>
-              <w:t xml:space="preserve">CU-03 — Cobrar venta</w:t>
+              <w:t xml:space="preserve">CU-03 - Cobrar venta</w:t>
               <w:tab/>
               <w:t xml:space="preserve">15</w:t>
             </w:r>
@@ -4591,7 +4591,7 @@
                 <w:vertAlign w:val="baseline"/>
                 <w:rtl w:val="0"/>
               </w:rPr>
-              <w:t xml:space="preserve">CU-04 — Emitir DTE en venta</w:t>
+              <w:t xml:space="preserve">CU-04 - Emitir DTE en venta</w:t>
               <w:tab/>
               <w:t xml:space="preserve">15</w:t>
             </w:r>
@@ -4629,7 +4629,7 @@
                 <w:vertAlign w:val="baseline"/>
                 <w:rtl w:val="0"/>
               </w:rPr>
-              <w:t xml:space="preserve">CU-05 — Consultar historial</w:t>
+              <w:t xml:space="preserve">CU-05 - Consultar historial</w:t>
               <w:tab/>
               <w:t xml:space="preserve">15</w:t>
             </w:r>
@@ -4667,7 +4667,7 @@
                 <w:vertAlign w:val="baseline"/>
                 <w:rtl w:val="0"/>
               </w:rPr>
-              <w:t xml:space="preserve">CU-06 — Anular / nota de crédito</w:t>
+              <w:t xml:space="preserve">CU-06 - Anular / nota de crédito</w:t>
               <w:tab/>
               <w:t xml:space="preserve">16</w:t>
             </w:r>
@@ -4705,7 +4705,7 @@
                 <w:vertAlign w:val="baseline"/>
                 <w:rtl w:val="0"/>
               </w:rPr>
-              <w:t xml:space="preserve">CU-07 — Imprimir comprobante</w:t>
+              <w:t xml:space="preserve">CU-07 - Imprimir comprobante</w:t>
               <w:tab/>
               <w:t xml:space="preserve">16</w:t>
             </w:r>
@@ -4743,7 +4743,7 @@
                 <w:vertAlign w:val="baseline"/>
                 <w:rtl w:val="0"/>
               </w:rPr>
-              <w:t xml:space="preserve">CU-08 — Atender cobro Payment Hub</w:t>
+              <w:t xml:space="preserve">CU-08 - Atender cobro Payment Hub</w:t>
               <w:tab/>
               <w:t xml:space="preserve">16</w:t>
             </w:r>
@@ -4781,7 +4781,7 @@
                 <w:vertAlign w:val="baseline"/>
                 <w:rtl w:val="0"/>
               </w:rPr>
-              <w:t xml:space="preserve">CU-09 — Configurar POS</w:t>
+              <w:t xml:space="preserve">CU-09 - Configurar POS</w:t>
               <w:tab/>
               <w:t xml:space="preserve">16</w:t>
             </w:r>
@@ -4857,7 +4857,7 @@
                 <w:vertAlign w:val="baseline"/>
                 <w:rtl w:val="0"/>
               </w:rPr>
-              <w:t xml:space="preserve">EC-RNF-01 — Usabilidad en venta rápida</w:t>
+              <w:t xml:space="preserve">EC-RNF-01 - Usabilidad en venta rápida</w:t>
               <w:tab/>
               <w:t xml:space="preserve">16</w:t>
             </w:r>
@@ -4895,7 +4895,7 @@
                 <w:vertAlign w:val="baseline"/>
                 <w:rtl w:val="0"/>
               </w:rPr>
-              <w:t xml:space="preserve">EC-RNF-02 — Desempeño de emisión DTE</w:t>
+              <w:t xml:space="preserve">EC-RNF-02 - Desempeño de emisión DTE</w:t>
               <w:tab/>
               <w:t xml:space="preserve">17</w:t>
             </w:r>
@@ -4933,7 +4933,7 @@
                 <w:vertAlign w:val="baseline"/>
                 <w:rtl w:val="0"/>
               </w:rPr>
-              <w:t xml:space="preserve">EC-RNF-03 — Seguridad de sesión y pagos</w:t>
+              <w:t xml:space="preserve">EC-RNF-03 - Seguridad de sesión y pagos</w:t>
               <w:tab/>
               <w:t xml:space="preserve">17</w:t>
             </w:r>
@@ -4971,7 +4971,7 @@
                 <w:vertAlign w:val="baseline"/>
                 <w:rtl w:val="0"/>
               </w:rPr>
-              <w:t xml:space="preserve">EC-RNF-04 — Disponibilidad parcial offline</w:t>
+              <w:t xml:space="preserve">EC-RNF-04 - Disponibilidad parcial offline</w:t>
               <w:tab/>
               <w:t xml:space="preserve">17</w:t>
             </w:r>
@@ -5009,7 +5009,7 @@
                 <w:vertAlign w:val="baseline"/>
                 <w:rtl w:val="0"/>
               </w:rPr>
-              <w:t xml:space="preserve">EC-RNF-05 — Mantenibilidad del código</w:t>
+              <w:t xml:space="preserve">EC-RNF-05 - Mantenibilidad del código</w:t>
               <w:tab/>
               <w:t xml:space="preserve">18</w:t>
             </w:r>
@@ -5088,7 +5088,7 @@
                 <w:vertAlign w:val="baseline"/>
                 <w:rtl w:val="0"/>
               </w:rPr>
-              <w:t xml:space="preserve">Ilustración 1 — Diagrama de contexto del sistema:</w:t>
+              <w:t xml:space="preserve">Ilustración 1 - Diagrama de contexto del sistema:</w:t>
               <w:tab/>
               <w:t xml:space="preserve">18</w:t>
             </w:r>
@@ -5164,7 +5164,7 @@
                 <w:vertAlign w:val="baseline"/>
                 <w:rtl w:val="0"/>
               </w:rPr>
-              <w:t xml:space="preserve">Ilustración 3 — Diagrama de clases simplificado</w:t>
+              <w:t xml:space="preserve">Ilustración 3 - Diagrama de clases simplificado</w:t>
               <w:tab/>
               <w:t xml:space="preserve">20</w:t>
             </w:r>
@@ -5240,7 +5240,7 @@
                 <w:vertAlign w:val="baseline"/>
                 <w:rtl w:val="0"/>
               </w:rPr>
-              <w:t xml:space="preserve">Ilustración 4 — CU-03 / CU-04: venta efectivo + boleta electrónica (tipo 39)</w:t>
+              <w:t xml:space="preserve">Ilustración 4 - CU-03 / CU-04: venta efectivo + boleta electrónica (tipo 39)</w:t>
               <w:tab/>
               <w:t xml:space="preserve">21</w:t>
             </w:r>
@@ -5278,7 +5278,7 @@
                 <w:vertAlign w:val="baseline"/>
                 <w:rtl w:val="0"/>
               </w:rPr>
-              <w:t xml:space="preserve">Ilustración 5 — CU-03: venta con tarjeta (terminal certificada TUU)</w:t>
+              <w:t xml:space="preserve">Ilustración 5 - CU-03: venta con tarjeta (terminal certificada TUU)</w:t>
               <w:tab/>
               <w:t xml:space="preserve">22</w:t>
             </w:r>
@@ -5316,7 +5316,7 @@
                 <w:vertAlign w:val="baseline"/>
                 <w:rtl w:val="0"/>
               </w:rPr>
-              <w:t xml:space="preserve">Secuencia — venta con Webpay (smartphone genérico, Capstone)</w:t>
+              <w:t xml:space="preserve">Secuencia - venta con Webpay (smartphone genérico, Capstone)</w:t>
               <w:tab/>
               <w:t xml:space="preserve">23</w:t>
             </w:r>
@@ -5430,7 +5430,7 @@
                 <w:vertAlign w:val="baseline"/>
                 <w:rtl w:val="0"/>
               </w:rPr>
-              <w:t xml:space="preserve">Ilustración 10 — Integración plataforma (tenant) y dispositivo</w:t>
+              <w:t xml:space="preserve">Ilustración 10 - Integración plataforma (tenant) y dispositivo</w:t>
               <w:tab/>
               <w:t xml:space="preserve">23</w:t>
             </w:r>
@@ -5509,7 +5509,7 @@
                 <w:vertAlign w:val="baseline"/>
                 <w:rtl w:val="0"/>
               </w:rPr>
-              <w:t xml:space="preserve">Ilustración 6 — Diagrama de actividades: flujo de caja principal</w:t>
+              <w:t xml:space="preserve">Ilustración 6 - Diagrama de actividades: flujo de caja principal</w:t>
               <w:tab/>
               <w:t xml:space="preserve">26</w:t>
             </w:r>
@@ -5626,7 +5626,7 @@
                 <w:vertAlign w:val="baseline"/>
                 <w:rtl w:val="0"/>
               </w:rPr>
-              <w:t xml:space="preserve">Ilustración 8 — Capas de la aplicación</w:t>
+              <w:t xml:space="preserve">Ilustración 8 - Capas de la aplicación</w:t>
               <w:tab/>
               <w:t xml:space="preserve">30</w:t>
             </w:r>
@@ -5702,7 +5702,7 @@
                 <w:vertAlign w:val="baseline"/>
                 <w:rtl w:val="0"/>
               </w:rPr>
-              <w:t xml:space="preserve">Ilustración 7 — Componentes y conectores</w:t>
+              <w:t xml:space="preserve">Ilustración 7 - Componentes y conectores</w:t>
               <w:tab/>
               <w:t xml:space="preserve">30</w:t>
             </w:r>
@@ -5781,7 +5781,7 @@
                 <w:vertAlign w:val="baseline"/>
                 <w:rtl w:val="0"/>
               </w:rPr>
-              <w:t xml:space="preserve">Ilustración 9 — Diagrama de despliegue</w:t>
+              <w:t xml:space="preserve">Ilustración 9 - Diagrama de despliegue</w:t>
               <w:tab/>
               <w:t xml:space="preserve">31</w:t>
             </w:r>
@@ -6477,7 +6477,7 @@
           <w:szCs w:val="24"/>
           <w:rtl w:val="0"/>
         </w:rPr>
-        <w:t xml:space="preserve"> D-PAY como nueva línea de producto — venta, cobro, DTE, post-venta e integración vía la misma API cloud — </w:t>
+        <w:t xml:space="preserve"> D-PAY como nueva línea de producto - venta, cobro, DTE, post-venta e integración vía la misma API cloud - </w:t>
       </w:r>
       <w:r>
         <w:rPr>
@@ -10396,7 +10396,7 @@
                 <w:szCs w:val="24"/>
                 <w:rtl w:val="0"/>
               </w:rPr>
-              <w:t xml:space="preserve">Atributos medibles (incluidos en este DAS §10)</w:t>
+              <w:t xml:space="preserve">Atributos medibles (incluidos en este DAS ver Seccion 10)</w:t>
             </w:r>
           </w:p>
         </w:tc>
@@ -10853,7 +10853,7 @@
                 <w:szCs w:val="24"/>
                 <w:rtl w:val="0"/>
               </w:rPr>
-              <w:t xml:space="preserve">Normativa DTE — SII Chile</w:t>
+              <w:t xml:space="preserve">Normativa DTE - SII Chile</w:t>
             </w:r>
           </w:p>
         </w:tc>
@@ -11527,7 +11527,7 @@
                 <w:szCs w:val="24"/>
                 <w:rtl w:val="0"/>
               </w:rPr>
-              <w:t xml:space="preserve">§10 Vista de escenarios</w:t>
+              <w:t xml:space="preserve">ver Seccion 10 Vista de escenarios</w:t>
             </w:r>
           </w:p>
         </w:tc>
@@ -11658,7 +11658,7 @@
                 <w:szCs w:val="24"/>
                 <w:rtl w:val="0"/>
               </w:rPr>
-              <w:t xml:space="preserve">§11 Vista lógica</w:t>
+              <w:t xml:space="preserve">ver Seccion 11 Vista lógica</w:t>
             </w:r>
           </w:p>
         </w:tc>
@@ -11789,7 +11789,7 @@
                 <w:szCs w:val="24"/>
                 <w:rtl w:val="0"/>
               </w:rPr>
-              <w:t xml:space="preserve">§12 Vista de procesos</w:t>
+              <w:t xml:space="preserve">ver Seccion 12 Vista de procesos</w:t>
             </w:r>
           </w:p>
         </w:tc>
@@ -11920,7 +11920,7 @@
                 <w:szCs w:val="24"/>
                 <w:rtl w:val="0"/>
               </w:rPr>
-              <w:t xml:space="preserve">§13 Vista de implementación</w:t>
+              <w:t xml:space="preserve">ver Seccion 13 Vista de implementación</w:t>
             </w:r>
           </w:p>
         </w:tc>
@@ -12051,7 +12051,7 @@
                 <w:szCs w:val="24"/>
                 <w:rtl w:val="0"/>
               </w:rPr>
-              <w:t xml:space="preserve">§14 Vista física</w:t>
+              <w:t xml:space="preserve">ver Seccion 14 Vista física</w:t>
             </w:r>
           </w:p>
         </w:tc>
@@ -14606,7 +14606,7 @@
           <w:szCs w:val="28"/>
           <w:rtl w:val="0"/>
         </w:rPr>
-        <w:t xml:space="preserve">Ilustración 2 — Diagrama de casos de uso:</w:t>
+        <w:t xml:space="preserve">Ilustración 2 - Diagrama de casos de uso:</w:t>
       </w:r>
     </w:p>
     <w:p>
@@ -14696,7 +14696,7 @@
           <w:szCs w:val="24"/>
           <w:rtl w:val="0"/>
         </w:rPr>
-        <w:t xml:space="preserve">*Ilustración 2 — Diagrama de casos de uso*</w:t>
+        <w:t xml:space="preserve">*Ilustración 2 - Diagrama de casos de uso*</w:t>
       </w:r>
     </w:p>
     <w:p>
@@ -16482,7 +16482,7 @@
           <w:szCs w:val="28"/>
           <w:rtl w:val="0"/>
         </w:rPr>
-        <w:t xml:space="preserve">CU-01 — Autenticarse en comercio</w:t>
+        <w:t xml:space="preserve">CU-01 - Autenticarse en comercio</w:t>
       </w:r>
     </w:p>
     <w:p>
@@ -16611,7 +16611,7 @@
           <w:szCs w:val="28"/>
           <w:rtl w:val="0"/>
         </w:rPr>
-        <w:t xml:space="preserve">CU-02 — Realizar venta</w:t>
+        <w:t xml:space="preserve">CU-02 - Realizar venta</w:t>
       </w:r>
     </w:p>
     <w:p>
@@ -16740,7 +16740,7 @@
           <w:szCs w:val="28"/>
           <w:rtl w:val="0"/>
         </w:rPr>
-        <w:t xml:space="preserve">CU-03 — Cobrar venta</w:t>
+        <w:t xml:space="preserve">CU-03 - Cobrar venta</w:t>
       </w:r>
     </w:p>
     <w:p>
@@ -16869,7 +16869,7 @@
           <w:szCs w:val="28"/>
           <w:rtl w:val="0"/>
         </w:rPr>
-        <w:t xml:space="preserve">CU-04 — Emitir DTE en venta</w:t>
+        <w:t xml:space="preserve">CU-04 - Emitir DTE en venta</w:t>
       </w:r>
     </w:p>
     <w:p>
@@ -16998,7 +16998,7 @@
           <w:szCs w:val="28"/>
           <w:rtl w:val="0"/>
         </w:rPr>
-        <w:t xml:space="preserve">CU-05 — Consultar historial</w:t>
+        <w:t xml:space="preserve">CU-05 - Consultar historial</w:t>
       </w:r>
     </w:p>
     <w:p>
@@ -17061,7 +17061,7 @@
           <w:szCs w:val="28"/>
           <w:rtl w:val="0"/>
         </w:rPr>
-        <w:t xml:space="preserve">CU-06 — Anular / nota de crédito</w:t>
+        <w:t xml:space="preserve">CU-06 - Anular / nota de crédito</w:t>
       </w:r>
     </w:p>
     <w:p>
@@ -17124,7 +17124,7 @@
           <w:szCs w:val="28"/>
           <w:rtl w:val="0"/>
         </w:rPr>
-        <w:t xml:space="preserve">CU-07 — Imprimir comprobante</w:t>
+        <w:t xml:space="preserve">CU-07 - Imprimir comprobante</w:t>
       </w:r>
     </w:p>
     <w:p>
@@ -17187,7 +17187,7 @@
           <w:szCs w:val="28"/>
           <w:rtl w:val="0"/>
         </w:rPr>
-        <w:t xml:space="preserve">CU-08 — Atender cobro Payment Hub</w:t>
+        <w:t xml:space="preserve">CU-08 - Atender cobro Payment Hub</w:t>
       </w:r>
     </w:p>
     <w:p>
@@ -17250,7 +17250,7 @@
           <w:szCs w:val="28"/>
           <w:rtl w:val="0"/>
         </w:rPr>
-        <w:t xml:space="preserve">CU-09 — Configurar POS</w:t>
+        <w:t xml:space="preserve">CU-09 - Configurar POS</w:t>
       </w:r>
     </w:p>
     <w:p>
@@ -17347,7 +17347,7 @@
           <w:szCs w:val="28"/>
           <w:rtl w:val="0"/>
         </w:rPr>
-        <w:t xml:space="preserve">EC-RNF-01 — Usabilidad en venta rápida</w:t>
+        <w:t xml:space="preserve">EC-RNF-01 - Usabilidad en venta rápida</w:t>
       </w:r>
     </w:p>
     <w:tbl>
@@ -18013,7 +18013,7 @@
           <w:szCs w:val="28"/>
           <w:rtl w:val="0"/>
         </w:rPr>
-        <w:t xml:space="preserve">EC-RNF-02 — Desempeño de emisión DTE</w:t>
+        <w:t xml:space="preserve">EC-RNF-02 - Desempeño de emisión DTE</w:t>
       </w:r>
     </w:p>
     <w:tbl>
@@ -18679,7 +18679,7 @@
           <w:szCs w:val="28"/>
           <w:rtl w:val="0"/>
         </w:rPr>
-        <w:t xml:space="preserve">EC-RNF-03 — Seguridad de sesión y pagos</w:t>
+        <w:t xml:space="preserve">EC-RNF-03 - Seguridad de sesión y pagos</w:t>
       </w:r>
     </w:p>
     <w:tbl>
@@ -19260,7 +19260,7 @@
           <w:szCs w:val="28"/>
           <w:rtl w:val="0"/>
         </w:rPr>
-        <w:t xml:space="preserve">EC-RNF-04 — Disponibilidad parcial offline</w:t>
+        <w:t xml:space="preserve">EC-RNF-04 - Disponibilidad parcial offline</w:t>
       </w:r>
     </w:p>
     <w:tbl>
@@ -19841,7 +19841,7 @@
           <w:szCs w:val="28"/>
           <w:rtl w:val="0"/>
         </w:rPr>
-        <w:t xml:space="preserve">EC-RNF-05 — Mantenibilidad del código</w:t>
+        <w:t xml:space="preserve">EC-RNF-05 - Mantenibilidad del código</w:t>
       </w:r>
     </w:p>
     <w:tbl>
@@ -20480,7 +20480,7 @@
           <w:szCs w:val="28"/>
           <w:rtl w:val="0"/>
         </w:rPr>
-        <w:t xml:space="preserve">Ilustración 1 — Diagrama de contexto del sistema:</w:t>
+        <w:t xml:space="preserve">Ilustración 1 - Diagrama de contexto del sistema:</w:t>
       </w:r>
     </w:p>
     <w:p>
@@ -20570,7 +20570,7 @@
           <w:szCs w:val="24"/>
           <w:rtl w:val="0"/>
         </w:rPr>
-        <w:t xml:space="preserve">*Ilustración 1 — Diagrama de contexto del sistema*</w:t>
+        <w:t xml:space="preserve">*Ilustración 1 - Diagrama de contexto del sistema*</w:t>
       </w:r>
     </w:p>
     <w:p>
@@ -20855,7 +20855,7 @@
           <w:szCs w:val="28"/>
           <w:rtl w:val="0"/>
         </w:rPr>
-        <w:t xml:space="preserve">Ilustración 3 — Diagrama de clases simplificado</w:t>
+        <w:t xml:space="preserve">Ilustración 3 - Diagrama de clases simplificado</w:t>
       </w:r>
     </w:p>
     <w:p>
@@ -20945,7 +20945,7 @@
           <w:szCs w:val="24"/>
           <w:rtl w:val="0"/>
         </w:rPr>
-        <w:t xml:space="preserve">*Ilustración 3 — Diagrama de clases (dominio móvil)*</w:t>
+        <w:t xml:space="preserve">*Ilustración 3 - Diagrama de clases (dominio móvil)*</w:t>
       </w:r>
     </w:p>
     <w:p>
@@ -21921,7 +21921,7 @@
           <w:szCs w:val="28"/>
           <w:rtl w:val="0"/>
         </w:rPr>
-        <w:t xml:space="preserve">Ilustración 4 — CU-03 / CU-04: venta efectivo + boleta electrónica (tipo 39)</w:t>
+        <w:t xml:space="preserve">Ilustración 4 - CU-03 / CU-04: venta efectivo + boleta electrónica (tipo 39)</w:t>
       </w:r>
     </w:p>
     <w:p>
@@ -22011,7 +22011,7 @@
           <w:szCs w:val="24"/>
           <w:rtl w:val="0"/>
         </w:rPr>
-        <w:t xml:space="preserve">*Ilustración 4 — Secuencia: venta efectivo + boleta (tipo 39)*</w:t>
+        <w:t xml:space="preserve">*Ilustración 4 - Secuencia: venta efectivo + boleta (tipo 39)*</w:t>
       </w:r>
     </w:p>
     <w:p>
@@ -22041,7 +22041,7 @@
           <w:szCs w:val="28"/>
           <w:rtl w:val="0"/>
         </w:rPr>
-        <w:t xml:space="preserve">Ilustración 5 — CU-03: venta con tarjeta (terminal certificada TUU)</w:t>
+        <w:t xml:space="preserve">Ilustración 5 - CU-03: venta con tarjeta (terminal certificada TUU)</w:t>
       </w:r>
     </w:p>
     <w:p>
@@ -22131,7 +22131,7 @@
           <w:szCs w:val="24"/>
           <w:rtl w:val="0"/>
         </w:rPr>
-        <w:t xml:space="preserve">*Ilustración 5 — Secuencia: venta con tarjeta (terminal TUU)*</w:t>
+        <w:t xml:space="preserve">*Ilustración 5 - Secuencia: venta con tarjeta (terminal TUU)*</w:t>
       </w:r>
     </w:p>
     <w:p>
@@ -22161,7 +22161,7 @@
           <w:szCs w:val="28"/>
           <w:rtl w:val="0"/>
         </w:rPr>
-        <w:t xml:space="preserve">Secuencia — venta con Webpay (smartphone genérico, Capstone)</w:t>
+        <w:t xml:space="preserve">Secuencia - venta con Webpay (smartphone genérico, Capstone)</w:t>
       </w:r>
     </w:p>
     <w:p>
@@ -22363,7 +22363,7 @@
           <w:szCs w:val="28"/>
           <w:rtl w:val="0"/>
         </w:rPr>
-        <w:t xml:space="preserve">Ilustración 10 — Integración plataforma (tenant) y dispositivo</w:t>
+        <w:t xml:space="preserve">Ilustración 10 - Integración plataforma (tenant) y dispositivo</w:t>
       </w:r>
     </w:p>
     <w:p>
@@ -22521,7 +22521,7 @@
           <w:szCs w:val="24"/>
           <w:rtl w:val="0"/>
         </w:rPr>
-        <w:t xml:space="preserve">*Ilustración 10 — Modelo entidad-relación (lógico académico)*</w:t>
+        <w:t xml:space="preserve">*Ilustración 10 - Modelo entidad-relación (lógico académico)*</w:t>
       </w:r>
     </w:p>
     <w:p>
@@ -23743,7 +23743,7 @@
           <w:szCs w:val="28"/>
           <w:rtl w:val="0"/>
         </w:rPr>
-        <w:t xml:space="preserve">Ilustración 6 — Diagrama de actividades: flujo de caja principal</w:t>
+        <w:t xml:space="preserve">Ilustración 6 - Diagrama de actividades: flujo de caja principal</w:t>
       </w:r>
     </w:p>
     <w:p>
@@ -23969,7 +23969,7 @@
           <w:szCs w:val="24"/>
           <w:rtl w:val="0"/>
         </w:rPr>
-        <w:t xml:space="preserve">*Ilustración 6 — Diagrama de actividades: flujo de caja*</w:t>
+        <w:t xml:space="preserve">*Ilustración 6 - Diagrama de actividades: flujo de caja*</w:t>
       </w:r>
     </w:p>
     <w:p>
@@ -24636,7 +24636,7 @@
           <w:szCs w:val="28"/>
           <w:rtl w:val="0"/>
         </w:rPr>
-        <w:t xml:space="preserve">Ilustración 8 — Capas de la aplicación</w:t>
+        <w:t xml:space="preserve">Ilustración 8 - Capas de la aplicación</w:t>
       </w:r>
     </w:p>
     <w:p>
@@ -24726,7 +24726,7 @@
           <w:szCs w:val="24"/>
           <w:rtl w:val="0"/>
         </w:rPr>
-        <w:t xml:space="preserve">*Ilustración 8 — Diagrama de paquetes (capas)*</w:t>
+        <w:t xml:space="preserve">*Ilustración 8 - Diagrama de paquetes (capas)*</w:t>
       </w:r>
     </w:p>
     <w:p>
@@ -24790,7 +24790,7 @@
           <w:szCs w:val="28"/>
           <w:rtl w:val="0"/>
         </w:rPr>
-        <w:t xml:space="preserve">Ilustración 7 — Componentes y conectores</w:t>
+        <w:t xml:space="preserve">Ilustración 7 - Componentes y conectores</w:t>
       </w:r>
     </w:p>
     <w:p>
@@ -24880,7 +24880,7 @@
           <w:szCs w:val="24"/>
           <w:rtl w:val="0"/>
         </w:rPr>
-        <w:t xml:space="preserve">*Ilustración 7 — Diagrama de componentes y conectores*</w:t>
+        <w:t xml:space="preserve">*Ilustración 7 - Diagrama de componentes y conectores*</w:t>
       </w:r>
     </w:p>
     <w:p>
@@ -24982,7 +24982,7 @@
           <w:szCs w:val="28"/>
           <w:rtl w:val="0"/>
         </w:rPr>
-        <w:t xml:space="preserve">Ilustración 9 — Diagrama de despliegue</w:t>
+        <w:t xml:space="preserve">Ilustración 9 - Diagrama de despliegue</w:t>
       </w:r>
     </w:p>
     <w:p>
@@ -25072,7 +25072,7 @@
           <w:szCs w:val="24"/>
           <w:rtl w:val="0"/>
         </w:rPr>
-        <w:t xml:space="preserve">*Ilustración 9 — Diagrama de despliegue*</w:t>
+        <w:t xml:space="preserve">*Ilustración 9 - Diagrama de despliegue*</w:t>
       </w:r>
     </w:p>
     <w:p>
@@ -26546,7 +26546,7 @@
                 <w:szCs w:val="24"/>
                 <w:rtl w:val="0"/>
               </w:rPr>
-              <w:t xml:space="preserve">Login, catálogo, clientes, transacción POS, Hub — usada por cualquier futura extensión móvil</w:t>
+              <w:t xml:space="preserve">Login, catálogo, clientes, transacción POS, Hub - usada por cualquier futura extensión móvil</w:t>
             </w:r>
           </w:p>
         </w:tc>
@@ -27159,7 +27159,7 @@
           <w:szCs w:val="24"/>
           <w:rtl w:val="0"/>
         </w:rPr>
-        <w:t xml:space="preserve"> en la carpeta de diseño del proyecto (Documento de Diseño — anexo de interfaz) y en el video demo del producto.</w:t>
+        <w:t xml:space="preserve"> en la carpeta de diseño del proyecto (Documento de Diseño - anexo de interfaz) y en el video demo del producto.</w:t>
       </w:r>
     </w:p>
     <w:p>
